--- a/docs/ML訊號研究計畫.docx
+++ b/docs/ML訊號研究計畫.docx
@@ -8,8 +8,8 @@
       </w:pPr>
       <w:r>
         <w:rPr>
-          <w:rFonts w:ascii="Microsoft JhengHei" w:hAnsi="Microsoft JhengHei" w:eastAsia="微軟正黑體"/>
-          <w:b/>
+          <w:rFonts w:eastAsia="微軟正黑體"/>
+          <w:b w:val="0"/>
         </w:rPr>
         <w:t>ML 訊號研究計畫</w:t>
       </w:r>
@@ -20,10 +20,14 @@
       </w:pPr>
       <w:r>
         <w:rPr>
-          <w:rFonts w:ascii="Microsoft JhengHei" w:hAnsi="Microsoft JhengHei" w:eastAsia="微軟正黑體"/>
+          <w:color w:val="888888"/>
+        </w:rPr>
+        <w:t xml:space="preserve">▍ </w:t>
+      </w:r>
+      <w:r>
+        <w:rPr>
+          <w:rFonts w:eastAsia="微軟正黑體"/>
           <w:b w:val="0"/>
-          <w:i/>
-          <w:color w:val="445566"/>
         </w:rPr>
         <w:t>版本：v2（2026-07-02 改寫為白話版）</w:t>
       </w:r>
@@ -34,19 +38,21 @@
       </w:pPr>
       <w:r>
         <w:rPr>
-          <w:rFonts w:ascii="Microsoft JhengHei" w:hAnsi="Microsoft JhengHei" w:eastAsia="微軟正黑體"/>
+          <w:color w:val="888888"/>
+        </w:rPr>
+        <w:t xml:space="preserve">▍ </w:t>
+      </w:r>
+      <w:r>
+        <w:rPr>
+          <w:rFonts w:eastAsia="微軟正黑體"/>
           <w:b w:val="0"/>
-          <w:i/>
-          <w:color w:val="445566"/>
         </w:rPr>
         <w:t>狀態：</w:t>
       </w:r>
       <w:r>
         <w:rPr>
-          <w:rFonts w:ascii="Microsoft JhengHei" w:hAnsi="Microsoft JhengHei" w:eastAsia="微軟正黑體"/>
+          <w:rFonts w:eastAsia="微軟正黑體"/>
           <w:b/>
-          <w:i/>
-          <w:color w:val="445566"/>
         </w:rPr>
         <w:t>給你評估「值不值得做」用；要等規則式計畫完成才會啟動</w:t>
       </w:r>
@@ -57,12 +63,24 @@
       </w:pPr>
       <w:r>
         <w:rPr>
-          <w:rFonts w:ascii="Microsoft JhengHei" w:hAnsi="Microsoft JhengHei" w:eastAsia="微軟正黑體"/>
+          <w:color w:val="888888"/>
+        </w:rPr>
+        <w:t xml:space="preserve">▍ </w:t>
+      </w:r>
+      <w:r>
+        <w:rPr>
+          <w:rFonts w:eastAsia="微軟正黑體"/>
           <w:b w:val="0"/>
-          <w:i/>
-          <w:color w:val="445566"/>
         </w:rPr>
         <w:t>一句話：讓機器自己從歷史資料學「什麼組合之下容易漲」，取代人手寫死的規則——但要用很嚴格的考試制度防止它「背答案」。</w:t>
+      </w:r>
+    </w:p>
+    <w:p>
+      <w:r>
+        <w:rPr>
+          <w:color w:val="CCCCCC"/>
+        </w:rPr>
+        <w:t>──────────────────────────────</w:t>
       </w:r>
     </w:p>
     <w:p>
@@ -71,8 +89,8 @@
       </w:pPr>
       <w:r>
         <w:rPr>
-          <w:rFonts w:ascii="Microsoft JhengHei" w:hAnsi="Microsoft JhengHei" w:eastAsia="微軟正黑體"/>
-          <w:b/>
+          <w:rFonts w:eastAsia="微軟正黑體"/>
+          <w:b w:val="0"/>
         </w:rPr>
         <w:t>第一部分：白話版（5 分鐘看懂）</w:t>
       </w:r>
@@ -83,7 +101,7 @@
       </w:pPr>
       <w:r>
         <w:rPr>
-          <w:rFonts w:ascii="Microsoft JhengHei" w:hAnsi="Microsoft JhengHei" w:eastAsia="微軟正黑體"/>
+          <w:rFonts w:eastAsia="微軟正黑體"/>
           <w:b w:val="0"/>
         </w:rPr>
         <w:t>ML 和現在的規則式差在哪？</w:t>
@@ -108,9 +126,8 @@
           <w:p>
             <w:r>
               <w:rPr>
-                <w:rFonts w:ascii="Microsoft JhengHei" w:hAnsi="Microsoft JhengHei" w:eastAsia="微軟正黑體"/>
                 <w:b/>
-                <w:sz w:val="19"/>
+                <w:sz w:val="18"/>
               </w:rPr>
             </w:r>
           </w:p>
@@ -122,16 +139,15 @@
           <w:p>
             <w:r>
               <w:rPr>
-                <w:rFonts w:ascii="Microsoft JhengHei" w:hAnsi="Microsoft JhengHei" w:eastAsia="微軟正黑體"/>
                 <w:b/>
-                <w:sz w:val="19"/>
+                <w:sz w:val="18"/>
               </w:rPr>
             </w:r>
             <w:r>
               <w:rPr>
-                <w:rFonts w:ascii="Microsoft JhengHei" w:hAnsi="Microsoft JhengHei" w:eastAsia="微軟正黑體"/>
+                <w:rFonts w:eastAsia="微軟正黑體"/>
                 <w:b/>
-                <w:sz w:val="19"/>
+                <w:sz w:val="18"/>
               </w:rPr>
               <w:t>規則式（現在）</w:t>
             </w:r>
@@ -144,16 +160,15 @@
           <w:p>
             <w:r>
               <w:rPr>
-                <w:rFonts w:ascii="Microsoft JhengHei" w:hAnsi="Microsoft JhengHei" w:eastAsia="微軟正黑體"/>
                 <w:b/>
-                <w:sz w:val="19"/>
+                <w:sz w:val="18"/>
               </w:rPr>
             </w:r>
             <w:r>
               <w:rPr>
-                <w:rFonts w:ascii="Microsoft JhengHei" w:hAnsi="Microsoft JhengHei" w:eastAsia="微軟正黑體"/>
+                <w:rFonts w:eastAsia="微軟正黑體"/>
                 <w:b/>
-                <w:sz w:val="19"/>
+                <w:sz w:val="18"/>
               </w:rPr>
               <w:t>ML（這份計畫）</w:t>
             </w:r>
@@ -168,15 +183,14 @@
           <w:p>
             <w:r>
               <w:rPr>
-                <w:rFonts w:ascii="Microsoft JhengHei" w:hAnsi="Microsoft JhengHei" w:eastAsia="微軟正黑體"/>
-                <w:sz w:val="19"/>
+                <w:sz w:val="18"/>
               </w:rPr>
             </w:r>
             <w:r>
               <w:rPr>
-                <w:rFonts w:ascii="Microsoft JhengHei" w:hAnsi="Microsoft JhengHei" w:eastAsia="微軟正黑體"/>
+                <w:rFonts w:eastAsia="微軟正黑體"/>
                 <w:b w:val="0"/>
-                <w:sz w:val="19"/>
+                <w:sz w:val="18"/>
               </w:rPr>
               <w:t>邏輯來源</w:t>
             </w:r>
@@ -189,15 +203,14 @@
           <w:p>
             <w:r>
               <w:rPr>
-                <w:rFonts w:ascii="Microsoft JhengHei" w:hAnsi="Microsoft JhengHei" w:eastAsia="微軟正黑體"/>
-                <w:sz w:val="19"/>
+                <w:sz w:val="18"/>
               </w:rPr>
             </w:r>
             <w:r>
               <w:rPr>
-                <w:rFonts w:ascii="Microsoft JhengHei" w:hAnsi="Microsoft JhengHei" w:eastAsia="微軟正黑體"/>
+                <w:rFonts w:eastAsia="微軟正黑體"/>
                 <w:b w:val="0"/>
-                <w:sz w:val="19"/>
+                <w:sz w:val="18"/>
               </w:rPr>
               <w:t>人寫死：「RSI&lt;30 就加 20 分」</w:t>
             </w:r>
@@ -210,15 +223,14 @@
           <w:p>
             <w:r>
               <w:rPr>
-                <w:rFonts w:ascii="Microsoft JhengHei" w:hAnsi="Microsoft JhengHei" w:eastAsia="微軟正黑體"/>
-                <w:sz w:val="19"/>
+                <w:sz w:val="18"/>
               </w:rPr>
             </w:r>
             <w:r>
               <w:rPr>
-                <w:rFonts w:ascii="Microsoft JhengHei" w:hAnsi="Microsoft JhengHei" w:eastAsia="微軟正黑體"/>
+                <w:rFonts w:eastAsia="微軟正黑體"/>
                 <w:b w:val="0"/>
-                <w:sz w:val="19"/>
+                <w:sz w:val="18"/>
               </w:rPr>
               <w:t>機器從 5 年資料自己學</w:t>
             </w:r>
@@ -233,15 +245,14 @@
           <w:p>
             <w:r>
               <w:rPr>
-                <w:rFonts w:ascii="Microsoft JhengHei" w:hAnsi="Microsoft JhengHei" w:eastAsia="微軟正黑體"/>
-                <w:sz w:val="19"/>
+                <w:sz w:val="18"/>
               </w:rPr>
             </w:r>
             <w:r>
               <w:rPr>
-                <w:rFonts w:ascii="Microsoft JhengHei" w:hAnsi="Microsoft JhengHei" w:eastAsia="微軟正黑體"/>
+                <w:rFonts w:eastAsia="微軟正黑體"/>
                 <w:b w:val="0"/>
-                <w:sz w:val="19"/>
+                <w:sz w:val="18"/>
               </w:rPr>
               <w:t>能學到的</w:t>
             </w:r>
@@ -254,15 +265,14 @@
           <w:p>
             <w:r>
               <w:rPr>
-                <w:rFonts w:ascii="Microsoft JhengHei" w:hAnsi="Microsoft JhengHei" w:eastAsia="微軟正黑體"/>
-                <w:sz w:val="19"/>
+                <w:sz w:val="18"/>
               </w:rPr>
             </w:r>
             <w:r>
               <w:rPr>
-                <w:rFonts w:ascii="Microsoft JhengHei" w:hAnsi="Microsoft JhengHei" w:eastAsia="微軟正黑體"/>
+                <w:rFonts w:eastAsia="微軟正黑體"/>
                 <w:b w:val="0"/>
-                <w:sz w:val="19"/>
+                <w:sz w:val="18"/>
               </w:rPr>
               <w:t>單一條件</w:t>
             </w:r>
@@ -275,23 +285,22 @@
           <w:p>
             <w:r>
               <w:rPr>
-                <w:rFonts w:ascii="Microsoft JhengHei" w:hAnsi="Microsoft JhengHei" w:eastAsia="微軟正黑體"/>
-                <w:sz w:val="19"/>
+                <w:sz w:val="18"/>
               </w:rPr>
             </w:r>
             <w:r>
               <w:rPr>
-                <w:rFonts w:ascii="Microsoft JhengHei" w:hAnsi="Microsoft JhengHei" w:eastAsia="微軟正黑體"/>
+                <w:rFonts w:eastAsia="微軟正黑體"/>
                 <w:b/>
-                <w:sz w:val="19"/>
+                <w:sz w:val="18"/>
               </w:rPr>
               <w:t>條件組合</w:t>
             </w:r>
             <w:r>
               <w:rPr>
-                <w:rFonts w:ascii="Microsoft JhengHei" w:hAnsi="Microsoft JhengHei" w:eastAsia="微軟正黑體"/>
+                <w:rFonts w:eastAsia="微軟正黑體"/>
                 <w:b w:val="0"/>
-                <w:sz w:val="19"/>
+                <w:sz w:val="18"/>
               </w:rPr>
               <w:t>：「RSI 低＋大盤多頭＋波動收縮」同時成立才有意義</w:t>
             </w:r>
@@ -306,15 +315,14 @@
           <w:p>
             <w:r>
               <w:rPr>
-                <w:rFonts w:ascii="Microsoft JhengHei" w:hAnsi="Microsoft JhengHei" w:eastAsia="微軟正黑體"/>
-                <w:sz w:val="19"/>
+                <w:sz w:val="18"/>
               </w:rPr>
             </w:r>
             <w:r>
               <w:rPr>
-                <w:rFonts w:ascii="Microsoft JhengHei" w:hAnsi="Microsoft JhengHei" w:eastAsia="微軟正黑體"/>
+                <w:rFonts w:eastAsia="微軟正黑體"/>
                 <w:b w:val="0"/>
-                <w:sz w:val="19"/>
+                <w:sz w:val="18"/>
               </w:rPr>
               <w:t>像什麼</w:t>
             </w:r>
@@ -327,15 +335,14 @@
           <w:p>
             <w:r>
               <w:rPr>
-                <w:rFonts w:ascii="Microsoft JhengHei" w:hAnsi="Microsoft JhengHei" w:eastAsia="微軟正黑體"/>
-                <w:sz w:val="19"/>
+                <w:sz w:val="18"/>
               </w:rPr>
             </w:r>
             <w:r>
               <w:rPr>
-                <w:rFonts w:ascii="Microsoft JhengHei" w:hAnsi="Microsoft JhengHei" w:eastAsia="微軟正黑體"/>
+                <w:rFonts w:eastAsia="微軟正黑體"/>
                 <w:b w:val="0"/>
-                <w:sz w:val="19"/>
+                <w:sz w:val="18"/>
               </w:rPr>
               <w:t>查表</w:t>
             </w:r>
@@ -348,15 +355,14 @@
           <w:p>
             <w:r>
               <w:rPr>
-                <w:rFonts w:ascii="Microsoft JhengHei" w:hAnsi="Microsoft JhengHei" w:eastAsia="微軟正黑體"/>
-                <w:sz w:val="19"/>
+                <w:sz w:val="18"/>
               </w:rPr>
             </w:r>
             <w:r>
               <w:rPr>
-                <w:rFonts w:ascii="Microsoft JhengHei" w:hAnsi="Microsoft JhengHei" w:eastAsia="微軟正黑體"/>
+                <w:rFonts w:eastAsia="微軟正黑體"/>
                 <w:b w:val="0"/>
-                <w:sz w:val="19"/>
+                <w:sz w:val="18"/>
               </w:rPr>
               <w:t>有經驗的老手看盤的「直覺」，但可以拆開解釋</w:t>
             </w:r>
@@ -371,83 +377,99 @@
       </w:pPr>
       <w:r>
         <w:rPr>
-          <w:rFonts w:ascii="Microsoft JhengHei" w:hAnsi="Microsoft JhengHei" w:eastAsia="微軟正黑體"/>
+          <w:rFonts w:eastAsia="微軟正黑體"/>
           <w:b w:val="0"/>
         </w:rPr>
         <w:t>為什麼我說「值得做」？</w:t>
       </w:r>
     </w:p>
     <w:p>
-      <w:pPr>
-        <w:pStyle w:val="ListNumber"/>
-      </w:pPr>
       <w:r>
         <w:rPr>
-          <w:rFonts w:ascii="Microsoft JhengHei" w:hAnsi="Microsoft JhengHei" w:eastAsia="微軟正黑體"/>
+          <w:rFonts w:eastAsia="微軟正黑體"/>
+          <w:b w:val="0"/>
+        </w:rPr>
+        <w:t xml:space="preserve">1. </w:t>
+      </w:r>
+      <w:r>
+        <w:rPr>
+          <w:rFonts w:eastAsia="微軟正黑體"/>
           <w:b/>
         </w:rPr>
         <w:t>原料都備好了</w:t>
       </w:r>
       <w:r>
         <w:rPr>
-          <w:rFonts w:ascii="Microsoft JhengHei" w:hAnsi="Microsoft JhengHei" w:eastAsia="微軟正黑體"/>
+          <w:rFonts w:eastAsia="微軟正黑體"/>
           <w:b w:val="0"/>
         </w:rPr>
         <w:t>：5 年×15 幣的價格指標、恐懼貪婪、剛做好的新聞情緒——全在資料庫裡，零額外成本。</w:t>
       </w:r>
     </w:p>
     <w:p>
-      <w:pPr>
-        <w:pStyle w:val="ListNumber"/>
-      </w:pPr>
       <w:r>
         <w:rPr>
-          <w:rFonts w:ascii="Microsoft JhengHei" w:hAnsi="Microsoft JhengHei" w:eastAsia="微軟正黑體"/>
+          <w:rFonts w:eastAsia="微軟正黑體"/>
+          <w:b w:val="0"/>
+        </w:rPr>
+        <w:t xml:space="preserve">2. </w:t>
+      </w:r>
+      <w:r>
+        <w:rPr>
+          <w:rFonts w:eastAsia="微軟正黑體"/>
           <w:b/>
         </w:rPr>
         <w:t>工具是免費的</w:t>
       </w:r>
       <w:r>
         <w:rPr>
-          <w:rFonts w:ascii="Microsoft JhengHei" w:hAnsi="Microsoft JhengHei" w:eastAsia="微軟正黑體"/>
+          <w:rFonts w:eastAsia="微軟正黑體"/>
           <w:b w:val="0"/>
         </w:rPr>
         <w:t>：用 LightGBM（開源），普通 CPU 幾秒就能訓練完，不用 GPU、不用付錢。</w:t>
       </w:r>
     </w:p>
     <w:p>
-      <w:pPr>
-        <w:pStyle w:val="ListNumber"/>
-      </w:pPr>
       <w:r>
         <w:rPr>
-          <w:rFonts w:ascii="Microsoft JhengHei" w:hAnsi="Microsoft JhengHei" w:eastAsia="微軟正黑體"/>
+          <w:rFonts w:eastAsia="微軟正黑體"/>
+          <w:b w:val="0"/>
+        </w:rPr>
+        <w:t xml:space="preserve">3. </w:t>
+      </w:r>
+      <w:r>
+        <w:rPr>
+          <w:rFonts w:eastAsia="微軟正黑體"/>
           <w:b/>
         </w:rPr>
         <w:t>它剛好擅長我們的痛點</w:t>
       </w:r>
       <w:r>
         <w:rPr>
-          <w:rFonts w:ascii="Microsoft JhengHei" w:hAnsi="Microsoft JhengHei" w:eastAsia="微軟正黑體"/>
+          <w:rFonts w:eastAsia="微軟正黑體"/>
           <w:b w:val="0"/>
         </w:rPr>
         <w:t>：規則式寫不出「多條件交互」的判斷，這正是 ML 的強項。</w:t>
       </w:r>
     </w:p>
     <w:p>
-      <w:pPr>
-        <w:pStyle w:val="ListNumber"/>
-      </w:pPr>
       <w:r>
         <w:rPr>
-          <w:rFonts w:ascii="Microsoft JhengHei" w:hAnsi="Microsoft JhengHei" w:eastAsia="微軟正黑體"/>
+          <w:rFonts w:eastAsia="微軟正黑體"/>
+          <w:b w:val="0"/>
+        </w:rPr>
+        <w:t xml:space="preserve">4. </w:t>
+      </w:r>
+      <w:r>
+        <w:rPr>
+          <w:rFonts w:eastAsia="微軟正黑體"/>
           <w:b/>
         </w:rPr>
         <w:t>可以解釋</w:t>
       </w:r>
       <w:r>
         <w:rPr>
-          <w:rFonts w:ascii="Microsoft JhengHei" w:hAnsi="Microsoft JhengHei" w:eastAsia="微軟正黑體"/>
+          <w:rFonts w:eastAsia="微軟正黑體"/>
           <w:b w:val="0"/>
         </w:rPr>
         <w:t>：每次預測都能拆出「為什麼」（例：偏多主因＝動量排名前3＋波動收縮），能讓小Q翻成白話講給使用者聽，不是黑箱。</w:t>
@@ -459,7 +481,7 @@
       </w:pPr>
       <w:r>
         <w:rPr>
-          <w:rFonts w:ascii="Microsoft JhengHei" w:hAnsi="Microsoft JhengHei" w:eastAsia="微軟正黑體"/>
+          <w:rFonts w:eastAsia="微軟正黑體"/>
           <w:b w:val="0"/>
         </w:rPr>
         <w:t>但你要先接受兩件事（期望管理）</w:t>
@@ -471,10 +493,14 @@
       </w:pPr>
       <w:r>
         <w:rPr>
-          <w:rFonts w:ascii="Microsoft JhengHei" w:hAnsi="Microsoft JhengHei" w:eastAsia="微軟正黑體"/>
+          <w:color w:val="888888"/>
+        </w:rPr>
+        <w:t xml:space="preserve">▍ </w:t>
+      </w:r>
+      <w:r>
+        <w:rPr>
+          <w:rFonts w:eastAsia="微軟正黑體"/>
           <w:b/>
-          <w:i/>
-          <w:color w:val="445566"/>
         </w:rPr>
         <w:t>① 成功的樣子是 52~55% 勝率，不是 70%。</w:t>
       </w:r>
@@ -485,21 +511,16 @@
       </w:pPr>
       <w:r>
         <w:rPr>
-          <w:rFonts w:ascii="Microsoft JhengHei" w:hAnsi="Microsoft JhengHei" w:eastAsia="微軟正黑體"/>
+          <w:color w:val="888888"/>
+        </w:rPr>
+        <w:t xml:space="preserve">▍ </w:t>
+      </w:r>
+      <w:r>
+        <w:rPr>
+          <w:rFonts w:eastAsia="微軟正黑體"/>
           <w:b w:val="0"/>
-          <w:i/>
-          <w:color w:val="445566"/>
         </w:rPr>
         <w:t>金融預測跟天氣預報一樣，贏過亂猜幾個百分點＋做好風控就能獲利。誰說能到 70%，那一定是「背答案」。</w:t>
-      </w:r>
-    </w:p>
-    <w:p>
-      <w:r>
-        <w:rPr>
-          <w:rFonts w:ascii="Microsoft JhengHei" w:hAnsi="Microsoft JhengHei" w:eastAsia="微軟正黑體"/>
-          <w:b w:val="0"/>
-        </w:rPr>
-        <w:t>&gt;</w:t>
       </w:r>
     </w:p>
     <w:p>
@@ -508,10 +529,25 @@
       </w:pPr>
       <w:r>
         <w:rPr>
-          <w:rFonts w:ascii="Microsoft JhengHei" w:hAnsi="Microsoft JhengHei" w:eastAsia="微軟正黑體"/>
+          <w:color w:val="888888"/>
+        </w:rPr>
+        <w:t xml:space="preserve">▍ </w:t>
+      </w:r>
+    </w:p>
+    <w:p>
+      <w:pPr>
+        <w:ind w:left="340"/>
+      </w:pPr>
+      <w:r>
+        <w:rPr>
+          <w:color w:val="888888"/>
+        </w:rPr>
+        <w:t xml:space="preserve">▍ </w:t>
+      </w:r>
+      <w:r>
+        <w:rPr>
+          <w:rFonts w:eastAsia="微軟正黑體"/>
           <w:b/>
-          <w:i/>
-          <w:color w:val="445566"/>
         </w:rPr>
         <w:t>② 最大的敵人是「假的好成績」。</w:t>
       </w:r>
@@ -522,10 +558,14 @@
       </w:pPr>
       <w:r>
         <w:rPr>
-          <w:rFonts w:ascii="Microsoft JhengHei" w:hAnsi="Microsoft JhengHei" w:eastAsia="微軟正黑體"/>
+          <w:color w:val="888888"/>
+        </w:rPr>
+        <w:t xml:space="preserve">▍ </w:t>
+      </w:r>
+      <w:r>
+        <w:rPr>
+          <w:rFonts w:eastAsia="微軟正黑體"/>
           <w:b w:val="0"/>
-          <w:i/>
-          <w:color w:val="445566"/>
         </w:rPr>
         <w:t>模型很會在舊資料上考滿分、遇到新資料就掛。所以整份計畫一半的篇幅都在講「怎麼考試才公平」。</w:t>
       </w:r>
@@ -536,7 +576,7 @@
       </w:pPr>
       <w:r>
         <w:rPr>
-          <w:rFonts w:ascii="Microsoft JhengHei" w:hAnsi="Microsoft JhengHei" w:eastAsia="微軟正黑體"/>
+          <w:rFonts w:eastAsia="微軟正黑體"/>
           <w:b w:val="0"/>
         </w:rPr>
         <w:t>怎麼防止它背答案？（考試制度）</w:t>
@@ -544,77 +584,68 @@
     </w:p>
     <w:p>
       <w:pPr>
-        <w:spacing w:after="0"/>
-        <w:ind w:left="340"/>
+        <w:spacing w:after="80"/>
+        <w:ind w:left="170"/>
       </w:pPr>
       <w:r>
         <w:rPr>
           <w:rFonts w:ascii="Consolas" w:hAnsi="Consolas" w:eastAsia="微軟正黑體"/>
+          <w:color w:val="333333"/>
           <w:sz w:val="18"/>
         </w:rPr>
         <w:t>把 5 年資料照時間切開：</w:t>
       </w:r>
-    </w:p>
-    <w:p>
-      <w:pPr>
-        <w:spacing w:after="0"/>
-        <w:ind w:left="340"/>
-      </w:pPr>
+      <w:r>
+        <w:br/>
+      </w:r>
       <w:r>
         <w:rPr>
           <w:rFonts w:ascii="Consolas" w:hAnsi="Consolas" w:eastAsia="微軟正黑體"/>
+          <w:color w:val="333333"/>
           <w:sz w:val="18"/>
         </w:rPr>
         <w:t xml:space="preserve">  2021 ──── 2024 教材（給它學）</w:t>
       </w:r>
-    </w:p>
-    <w:p>
-      <w:pPr>
-        <w:spacing w:after="0"/>
-        <w:ind w:left="340"/>
-      </w:pPr>
+      <w:r>
+        <w:br/>
+      </w:r>
       <w:r>
         <w:rPr>
           <w:rFonts w:ascii="Consolas" w:hAnsi="Consolas" w:eastAsia="微軟正黑體"/>
+          <w:color w:val="333333"/>
           <w:sz w:val="18"/>
         </w:rPr>
         <w:t xml:space="preserve">  2024 ──── 2025 模擬考（挑最好的版本）</w:t>
       </w:r>
-    </w:p>
-    <w:p>
-      <w:pPr>
-        <w:spacing w:after="0"/>
-        <w:ind w:left="340"/>
-      </w:pPr>
+      <w:r>
+        <w:br/>
+      </w:r>
       <w:r>
         <w:rPr>
           <w:rFonts w:ascii="Consolas" w:hAnsi="Consolas" w:eastAsia="微軟正黑體"/>
+          <w:color w:val="333333"/>
           <w:sz w:val="18"/>
         </w:rPr>
         <w:t xml:space="preserve">  2025 ──── 今天 終極大考（只考一次，考完不准再改）</w:t>
       </w:r>
-    </w:p>
-    <w:p>
-      <w:pPr>
-        <w:spacing w:after="0"/>
-        <w:ind w:left="340"/>
-      </w:pPr>
+      <w:r>
+        <w:br/>
+      </w:r>
       <w:r>
         <w:rPr>
           <w:rFonts w:ascii="Consolas" w:hAnsi="Consolas" w:eastAsia="微軟正黑體"/>
+          <w:color w:val="333333"/>
           <w:sz w:val="18"/>
         </w:rPr>
         <w:t>另外：教材和考卷之間留 5 天空隙（防止「考前偷看到考題」），</w:t>
       </w:r>
-    </w:p>
-    <w:p>
-      <w:pPr>
-        <w:spacing w:after="0"/>
-        <w:ind w:left="340"/>
-      </w:pPr>
+      <w:r>
+        <w:br/>
+      </w:r>
       <w:r>
         <w:rPr>
           <w:rFonts w:ascii="Consolas" w:hAnsi="Consolas" w:eastAsia="微軟正黑體"/>
+          <w:color w:val="333333"/>
           <w:sz w:val="18"/>
         </w:rPr>
         <w:t xml:space="preserve">      考不贏「規則式」和「動量策略」這兩個學長 → 不准上線。</w:t>
@@ -626,7 +657,7 @@
       </w:pPr>
       <w:r>
         <w:rPr>
-          <w:rFonts w:ascii="Microsoft JhengHei" w:hAnsi="Microsoft JhengHei" w:eastAsia="微軟正黑體"/>
+          <w:rFonts w:eastAsia="微軟正黑體"/>
           <w:b w:val="0"/>
         </w:rPr>
         <w:t>六個關卡，任何一關不過就停（你的錢包和時間有保險）</w:t>
@@ -651,16 +682,15 @@
           <w:p>
             <w:r>
               <w:rPr>
-                <w:rFonts w:ascii="Microsoft JhengHei" w:hAnsi="Microsoft JhengHei" w:eastAsia="微軟正黑體"/>
                 <w:b/>
-                <w:sz w:val="19"/>
+                <w:sz w:val="18"/>
               </w:rPr>
             </w:r>
             <w:r>
               <w:rPr>
-                <w:rFonts w:ascii="Microsoft JhengHei" w:hAnsi="Microsoft JhengHei" w:eastAsia="微軟正黑體"/>
+                <w:rFonts w:eastAsia="微軟正黑體"/>
                 <w:b/>
-                <w:sz w:val="19"/>
+                <w:sz w:val="18"/>
               </w:rPr>
               <w:t>關卡</w:t>
             </w:r>
@@ -673,16 +703,15 @@
           <w:p>
             <w:r>
               <w:rPr>
-                <w:rFonts w:ascii="Microsoft JhengHei" w:hAnsi="Microsoft JhengHei" w:eastAsia="微軟正黑體"/>
                 <w:b/>
-                <w:sz w:val="19"/>
+                <w:sz w:val="18"/>
               </w:rPr>
             </w:r>
             <w:r>
               <w:rPr>
-                <w:rFonts w:ascii="Microsoft JhengHei" w:hAnsi="Microsoft JhengHei" w:eastAsia="微軟正黑體"/>
+                <w:rFonts w:eastAsia="微軟正黑體"/>
                 <w:b/>
-                <w:sz w:val="19"/>
+                <w:sz w:val="18"/>
               </w:rPr>
               <w:t>要交出什麼</w:t>
             </w:r>
@@ -695,16 +724,15 @@
           <w:p>
             <w:r>
               <w:rPr>
-                <w:rFonts w:ascii="Microsoft JhengHei" w:hAnsi="Microsoft JhengHei" w:eastAsia="微軟正黑體"/>
                 <w:b/>
-                <w:sz w:val="19"/>
+                <w:sz w:val="18"/>
               </w:rPr>
             </w:r>
             <w:r>
               <w:rPr>
-                <w:rFonts w:ascii="Microsoft JhengHei" w:hAnsi="Microsoft JhengHei" w:eastAsia="微軟正黑體"/>
+                <w:rFonts w:eastAsia="微軟正黑體"/>
                 <w:b/>
-                <w:sz w:val="19"/>
+                <w:sz w:val="18"/>
               </w:rPr>
               <w:t>不過會怎樣</w:t>
             </w:r>
@@ -719,15 +747,14 @@
           <w:p>
             <w:r>
               <w:rPr>
-                <w:rFonts w:ascii="Microsoft JhengHei" w:hAnsi="Microsoft JhengHei" w:eastAsia="微軟正黑體"/>
-                <w:sz w:val="19"/>
+                <w:sz w:val="18"/>
               </w:rPr>
             </w:r>
             <w:r>
               <w:rPr>
-                <w:rFonts w:ascii="Microsoft JhengHei" w:hAnsi="Microsoft JhengHei" w:eastAsia="微軟正黑體"/>
+                <w:rFonts w:eastAsia="微軟正黑體"/>
                 <w:b w:val="0"/>
-                <w:sz w:val="19"/>
+                <w:sz w:val="18"/>
               </w:rPr>
               <w:t>M0 特徵倉（2天）</w:t>
             </w:r>
@@ -740,15 +767,14 @@
           <w:p>
             <w:r>
               <w:rPr>
-                <w:rFonts w:ascii="Microsoft JhengHei" w:hAnsi="Microsoft JhengHei" w:eastAsia="微軟正黑體"/>
-                <w:sz w:val="19"/>
+                <w:sz w:val="18"/>
               </w:rPr>
             </w:r>
             <w:r>
               <w:rPr>
-                <w:rFonts w:ascii="Microsoft JhengHei" w:hAnsi="Microsoft JhengHei" w:eastAsia="微軟正黑體"/>
+                <w:rFonts w:eastAsia="微軟正黑體"/>
                 <w:b w:val="0"/>
-                <w:sz w:val="19"/>
+                <w:sz w:val="18"/>
               </w:rPr>
               <w:t>把資料庫變成 ML 教材</w:t>
             </w:r>
@@ -761,15 +787,14 @@
           <w:p>
             <w:r>
               <w:rPr>
-                <w:rFonts w:ascii="Microsoft JhengHei" w:hAnsi="Microsoft JhengHei" w:eastAsia="微軟正黑體"/>
-                <w:sz w:val="19"/>
+                <w:sz w:val="18"/>
               </w:rPr>
             </w:r>
             <w:r>
               <w:rPr>
-                <w:rFonts w:ascii="Microsoft JhengHei" w:hAnsi="Microsoft JhengHei" w:eastAsia="微軟正黑體"/>
+                <w:rFonts w:eastAsia="微軟正黑體"/>
                 <w:b w:val="0"/>
-                <w:sz w:val="19"/>
+                <w:sz w:val="18"/>
               </w:rPr>
               <w:t>—</w:t>
             </w:r>
@@ -784,15 +809,14 @@
           <w:p>
             <w:r>
               <w:rPr>
-                <w:rFonts w:ascii="Microsoft JhengHei" w:hAnsi="Microsoft JhengHei" w:eastAsia="微軟正黑體"/>
-                <w:sz w:val="19"/>
+                <w:sz w:val="18"/>
               </w:rPr>
             </w:r>
             <w:r>
               <w:rPr>
-                <w:rFonts w:ascii="Microsoft JhengHei" w:hAnsi="Microsoft JhengHei" w:eastAsia="微軟正黑體"/>
+                <w:rFonts w:eastAsia="微軟正黑體"/>
                 <w:b w:val="0"/>
-                <w:sz w:val="19"/>
+                <w:sz w:val="18"/>
               </w:rPr>
               <w:t>M1 首次模型（3天）</w:t>
             </w:r>
@@ -805,15 +829,14 @@
           <w:p>
             <w:r>
               <w:rPr>
-                <w:rFonts w:ascii="Microsoft JhengHei" w:hAnsi="Microsoft JhengHei" w:eastAsia="微軟正黑體"/>
-                <w:sz w:val="19"/>
+                <w:sz w:val="18"/>
               </w:rPr>
             </w:r>
             <w:r>
               <w:rPr>
-                <w:rFonts w:ascii="Microsoft JhengHei" w:hAnsi="Microsoft JhengHei" w:eastAsia="微軟正黑體"/>
+                <w:rFonts w:eastAsia="微軟正黑體"/>
                 <w:b w:val="0"/>
-                <w:sz w:val="19"/>
+                <w:sz w:val="18"/>
               </w:rPr>
               <w:t>模擬考成績 &gt; 亂猜</w:t>
             </w:r>
@@ -826,15 +849,14 @@
           <w:p>
             <w:r>
               <w:rPr>
-                <w:rFonts w:ascii="Microsoft JhengHei" w:hAnsi="Microsoft JhengHei" w:eastAsia="微軟正黑體"/>
-                <w:sz w:val="19"/>
+                <w:sz w:val="18"/>
               </w:rPr>
             </w:r>
             <w:r>
               <w:rPr>
-                <w:rFonts w:ascii="Microsoft JhengHei" w:hAnsi="Microsoft JhengHei" w:eastAsia="微軟正黑體"/>
+                <w:rFonts w:eastAsia="微軟正黑體"/>
                 <w:b w:val="0"/>
-                <w:sz w:val="19"/>
+                <w:sz w:val="18"/>
               </w:rPr>
               <w:t>停：先擴充資料面</w:t>
             </w:r>
@@ -849,15 +871,14 @@
           <w:p>
             <w:r>
               <w:rPr>
-                <w:rFonts w:ascii="Microsoft JhengHei" w:hAnsi="Microsoft JhengHei" w:eastAsia="微軟正黑體"/>
-                <w:sz w:val="19"/>
+                <w:sz w:val="18"/>
               </w:rPr>
             </w:r>
             <w:r>
               <w:rPr>
-                <w:rFonts w:ascii="Microsoft JhengHei" w:hAnsi="Microsoft JhengHei" w:eastAsia="微軟正黑體"/>
+                <w:rFonts w:eastAsia="微軟正黑體"/>
                 <w:b w:val="0"/>
-                <w:sz w:val="19"/>
+                <w:sz w:val="18"/>
               </w:rPr>
               <w:t>M2 拆解（2天）</w:t>
             </w:r>
@@ -870,15 +891,14 @@
           <w:p>
             <w:r>
               <w:rPr>
-                <w:rFonts w:ascii="Microsoft JhengHei" w:hAnsi="Microsoft JhengHei" w:eastAsia="微軟正黑體"/>
-                <w:sz w:val="19"/>
+                <w:sz w:val="18"/>
               </w:rPr>
             </w:r>
             <w:r>
               <w:rPr>
-                <w:rFonts w:ascii="Microsoft JhengHei" w:hAnsi="Microsoft JhengHei" w:eastAsia="微軟正黑體"/>
+                <w:rFonts w:eastAsia="微軟正黑體"/>
                 <w:b w:val="0"/>
-                <w:sz w:val="19"/>
+                <w:sz w:val="18"/>
               </w:rPr>
               <w:t>知道模型靠哪些特徵賺錢</w:t>
             </w:r>
@@ -891,15 +911,14 @@
           <w:p>
             <w:r>
               <w:rPr>
-                <w:rFonts w:ascii="Microsoft JhengHei" w:hAnsi="Microsoft JhengHei" w:eastAsia="微軟正黑體"/>
-                <w:sz w:val="19"/>
+                <w:sz w:val="18"/>
               </w:rPr>
             </w:r>
             <w:r>
               <w:rPr>
-                <w:rFonts w:ascii="Microsoft JhengHei" w:hAnsi="Microsoft JhengHei" w:eastAsia="微軟正黑體"/>
+                <w:rFonts w:eastAsia="微軟正黑體"/>
                 <w:b w:val="0"/>
-                <w:sz w:val="19"/>
+                <w:sz w:val="18"/>
               </w:rPr>
               <w:t>特徵不合理 → 回 M1</w:t>
             </w:r>
@@ -914,15 +933,14 @@
           <w:p>
             <w:r>
               <w:rPr>
-                <w:rFonts w:ascii="Microsoft JhengHei" w:hAnsi="Microsoft JhengHei" w:eastAsia="微軟正黑體"/>
-                <w:sz w:val="19"/>
+                <w:sz w:val="18"/>
               </w:rPr>
             </w:r>
             <w:r>
               <w:rPr>
-                <w:rFonts w:ascii="Microsoft JhengHei" w:hAnsi="Microsoft JhengHei" w:eastAsia="微軟正黑體"/>
+                <w:rFonts w:eastAsia="微軟正黑體"/>
                 <w:b w:val="0"/>
-                <w:sz w:val="19"/>
+                <w:sz w:val="18"/>
               </w:rPr>
               <w:t>M3 對打（3天）</w:t>
             </w:r>
@@ -935,15 +953,14 @@
           <w:p>
             <w:r>
               <w:rPr>
-                <w:rFonts w:ascii="Microsoft JhengHei" w:hAnsi="Microsoft JhengHei" w:eastAsia="微軟正黑體"/>
-                <w:sz w:val="19"/>
+                <w:sz w:val="18"/>
               </w:rPr>
             </w:r>
             <w:r>
               <w:rPr>
-                <w:rFonts w:ascii="Microsoft JhengHei" w:hAnsi="Microsoft JhengHei" w:eastAsia="微軟正黑體"/>
+                <w:rFonts w:eastAsia="微軟正黑體"/>
                 <w:b w:val="0"/>
-                <w:sz w:val="19"/>
+                <w:sz w:val="18"/>
               </w:rPr>
               <w:t>含手續費回測贏過規則式</w:t>
             </w:r>
@@ -956,15 +973,14 @@
           <w:p>
             <w:r>
               <w:rPr>
-                <w:rFonts w:ascii="Microsoft JhengHei" w:hAnsi="Microsoft JhengHei" w:eastAsia="微軟正黑體"/>
-                <w:sz w:val="19"/>
+                <w:sz w:val="18"/>
               </w:rPr>
             </w:r>
             <w:r>
               <w:rPr>
-                <w:rFonts w:ascii="Microsoft JhengHei" w:hAnsi="Microsoft JhengHei" w:eastAsia="微軟正黑體"/>
+                <w:rFonts w:eastAsia="微軟正黑體"/>
                 <w:b w:val="0"/>
-                <w:sz w:val="19"/>
+                <w:sz w:val="18"/>
               </w:rPr>
               <w:t>停：留下工具，不上線</w:t>
             </w:r>
@@ -979,15 +995,14 @@
           <w:p>
             <w:r>
               <w:rPr>
-                <w:rFonts w:ascii="Microsoft JhengHei" w:hAnsi="Microsoft JhengHei" w:eastAsia="微軟正黑體"/>
-                <w:sz w:val="19"/>
+                <w:sz w:val="18"/>
               </w:rPr>
             </w:r>
             <w:r>
               <w:rPr>
-                <w:rFonts w:ascii="Microsoft JhengHei" w:hAnsi="Microsoft JhengHei" w:eastAsia="微軟正黑體"/>
+                <w:rFonts w:eastAsia="微軟正黑體"/>
                 <w:b w:val="0"/>
-                <w:sz w:val="19"/>
+                <w:sz w:val="18"/>
               </w:rPr>
               <w:t>M4 紙上實盤（4週）</w:t>
             </w:r>
@@ -1000,15 +1015,14 @@
           <w:p>
             <w:r>
               <w:rPr>
-                <w:rFonts w:ascii="Microsoft JhengHei" w:hAnsi="Microsoft JhengHei" w:eastAsia="微軟正黑體"/>
-                <w:sz w:val="19"/>
+                <w:sz w:val="18"/>
               </w:rPr>
             </w:r>
             <w:r>
               <w:rPr>
-                <w:rFonts w:ascii="Microsoft JhengHei" w:hAnsi="Microsoft JhengHei" w:eastAsia="微軟正黑體"/>
+                <w:rFonts w:eastAsia="微軟正黑體"/>
                 <w:b w:val="0"/>
-                <w:sz w:val="19"/>
+                <w:sz w:val="18"/>
               </w:rPr>
               <w:t>每天默默出分記錄，不給使用者看</w:t>
             </w:r>
@@ -1021,15 +1035,14 @@
           <w:p>
             <w:r>
               <w:rPr>
-                <w:rFonts w:ascii="Microsoft JhengHei" w:hAnsi="Microsoft JhengHei" w:eastAsia="微軟正黑體"/>
-                <w:sz w:val="19"/>
+                <w:sz w:val="18"/>
               </w:rPr>
             </w:r>
             <w:r>
               <w:rPr>
-                <w:rFonts w:ascii="Microsoft JhengHei" w:hAnsi="Microsoft JhengHei" w:eastAsia="微軟正黑體"/>
+                <w:rFonts w:eastAsia="微軟正黑體"/>
                 <w:b w:val="0"/>
-                <w:sz w:val="19"/>
+                <w:sz w:val="18"/>
               </w:rPr>
               <w:t>成績走鐘 → 停</w:t>
             </w:r>
@@ -1044,15 +1057,14 @@
           <w:p>
             <w:r>
               <w:rPr>
-                <w:rFonts w:ascii="Microsoft JhengHei" w:hAnsi="Microsoft JhengHei" w:eastAsia="微軟正黑體"/>
-                <w:sz w:val="19"/>
+                <w:sz w:val="18"/>
               </w:rPr>
             </w:r>
             <w:r>
               <w:rPr>
-                <w:rFonts w:ascii="Microsoft JhengHei" w:hAnsi="Microsoft JhengHei" w:eastAsia="微軟正黑體"/>
+                <w:rFonts w:eastAsia="微軟正黑體"/>
                 <w:b w:val="0"/>
-                <w:sz w:val="19"/>
+                <w:sz w:val="18"/>
               </w:rPr>
               <w:t>M5 上線（2天）</w:t>
             </w:r>
@@ -1065,15 +1077,14 @@
           <w:p>
             <w:r>
               <w:rPr>
-                <w:rFonts w:ascii="Microsoft JhengHei" w:hAnsi="Microsoft JhengHei" w:eastAsia="微軟正黑體"/>
-                <w:sz w:val="19"/>
+                <w:sz w:val="18"/>
               </w:rPr>
             </w:r>
             <w:r>
               <w:rPr>
-                <w:rFonts w:ascii="Microsoft JhengHei" w:hAnsi="Microsoft JhengHei" w:eastAsia="微軟正黑體"/>
+                <w:rFonts w:eastAsia="微軟正黑體"/>
                 <w:b w:val="0"/>
-                <w:sz w:val="19"/>
+                <w:sz w:val="18"/>
               </w:rPr>
               <w:t>成為第三個 AI 引擎</w:t>
             </w:r>
@@ -1086,15 +1097,14 @@
           <w:p>
             <w:r>
               <w:rPr>
-                <w:rFonts w:ascii="Microsoft JhengHei" w:hAnsi="Microsoft JhengHei" w:eastAsia="微軟正黑體"/>
-                <w:sz w:val="19"/>
+                <w:sz w:val="18"/>
               </w:rPr>
             </w:r>
             <w:r>
               <w:rPr>
-                <w:rFonts w:ascii="Microsoft JhengHei" w:hAnsi="Microsoft JhengHei" w:eastAsia="微軟正黑體"/>
+                <w:rFonts w:eastAsia="微軟正黑體"/>
                 <w:b w:val="0"/>
-                <w:sz w:val="19"/>
+                <w:sz w:val="18"/>
               </w:rPr>
               <w:t>需要你點頭</w:t>
             </w:r>
@@ -1106,24 +1116,72 @@
     <w:p>
       <w:r>
         <w:rPr>
-          <w:rFonts w:ascii="Microsoft JhengHei" w:hAnsi="Microsoft JhengHei" w:eastAsia="微軟正黑體"/>
+          <w:rFonts w:eastAsia="微軟正黑體"/>
           <w:b w:val="0"/>
         </w:rPr>
         <w:t>總投入約 2~3 週工作量＋4 週紙上觀察，</w:t>
       </w:r>
       <w:r>
         <w:rPr>
-          <w:rFonts w:ascii="Microsoft JhengHei" w:hAnsi="Microsoft JhengHei" w:eastAsia="微軟正黑體"/>
+          <w:rFonts w:eastAsia="微軟正黑體"/>
           <w:b/>
         </w:rPr>
         <w:t>金錢成本 0</w:t>
       </w:r>
       <w:r>
         <w:rPr>
-          <w:rFonts w:ascii="Microsoft JhengHei" w:hAnsi="Microsoft JhengHei" w:eastAsia="微軟正黑體"/>
+          <w:rFonts w:eastAsia="微軟正黑體"/>
           <w:b w:val="0"/>
         </w:rPr>
         <w:t>。就算中途喊停，做好的特徵倉和考試框架也全部留給規則式繼續用，不會白工。</w:t>
+      </w:r>
+    </w:p>
+    <w:p>
+      <w:r>
+        <w:rPr>
+          <w:rFonts w:eastAsia="微軟正黑體"/>
+          <w:b/>
+        </w:rPr>
+        <w:t>▸ 圖：M0→M5 六關卡（任一關不過就停）</w:t>
+      </w:r>
+    </w:p>
+    <w:p>
+      <w:pPr>
+        <w:jc w:val="center"/>
+      </w:pPr>
+      <w:r>
+        <w:drawing>
+          <wp:inline xmlns:a="http://schemas.openxmlformats.org/drawingml/2006/main" xmlns:pic="http://schemas.openxmlformats.org/drawingml/2006/picture">
+            <wp:extent cx="3772108" cy="6120000"/>
+            <wp:docPr id="1" name="Picture 1"/>
+            <wp:cNvGraphicFramePr>
+              <a:graphicFrameLocks noChangeAspect="1"/>
+            </wp:cNvGraphicFramePr>
+            <a:graphic>
+              <a:graphicData uri="http://schemas.openxmlformats.org/drawingml/2006/picture">
+                <pic:pic>
+                  <pic:nvPicPr>
+                    <pic:cNvPr id="0" name="d1.png"/>
+                    <pic:cNvPicPr/>
+                  </pic:nvPicPr>
+                  <pic:blipFill>
+                    <a:blip r:embed="rId9"/>
+                    <a:stretch>
+                      <a:fillRect/>
+                    </a:stretch>
+                  </pic:blipFill>
+                  <pic:spPr>
+                    <a:xfrm>
+                      <a:off x="0" y="0"/>
+                      <a:ext cx="3772108" cy="6120000"/>
+                    </a:xfrm>
+                    <a:prstGeom prst="rect"/>
+                  </pic:spPr>
+                </pic:pic>
+              </a:graphicData>
+            </a:graphic>
+          </wp:inline>
+        </w:drawing>
       </w:r>
     </w:p>
     <w:p>
@@ -1132,7 +1190,7 @@
       </w:pPr>
       <w:r>
         <w:rPr>
-          <w:rFonts w:ascii="Microsoft JhengHei" w:hAnsi="Microsoft JhengHei" w:eastAsia="微軟正黑體"/>
+          <w:rFonts w:eastAsia="微軟正黑體"/>
           <w:b w:val="0"/>
         </w:rPr>
         <w:t>上線後長什麼樣？</w:t>
@@ -1141,21 +1199,21 @@
     <w:p>
       <w:r>
         <w:rPr>
-          <w:rFonts w:ascii="Microsoft JhengHei" w:hAnsi="Microsoft JhengHei" w:eastAsia="微軟正黑體"/>
+          <w:rFonts w:eastAsia="微軟正黑體"/>
           <w:b w:val="0"/>
         </w:rPr>
         <w:t>AI 分析面板變成</w:t>
       </w:r>
       <w:r>
         <w:rPr>
-          <w:rFonts w:ascii="Microsoft JhengHei" w:hAnsi="Microsoft JhengHei" w:eastAsia="微軟正黑體"/>
+          <w:rFonts w:eastAsia="微軟正黑體"/>
           <w:b/>
         </w:rPr>
         <w:t>三票制</w:t>
       </w:r>
       <w:r>
         <w:rPr>
-          <w:rFonts w:ascii="Microsoft JhengHei" w:hAnsi="Microsoft JhengHei" w:eastAsia="微軟正黑體"/>
+          <w:rFonts w:eastAsia="微軟正黑體"/>
           <w:b w:val="0"/>
         </w:rPr>
         <w:t>：🧮 規則引擎、🤖 GPT、📈 ML 模型，三方立場互相檢核，</w:t>
@@ -1164,7 +1222,7 @@
     <w:p>
       <w:r>
         <w:rPr>
-          <w:rFonts w:ascii="Microsoft JhengHei" w:hAnsi="Microsoft JhengHei" w:eastAsia="微軟正黑體"/>
+          <w:rFonts w:eastAsia="微軟正黑體"/>
           <w:b w:val="0"/>
         </w:rPr>
         <w:t>意見分歧時明白告訴使用者「訊號存疑、宜保守」。ML 的理由由小Q翻成白話。</w:t>
@@ -1176,7 +1234,7 @@
       </w:pPr>
       <w:r>
         <w:rPr>
-          <w:rFonts w:ascii="Microsoft JhengHei" w:hAnsi="Microsoft JhengHei" w:eastAsia="微軟正黑體"/>
+          <w:rFonts w:eastAsia="微軟正黑體"/>
           <w:b w:val="0"/>
         </w:rPr>
         <w:t>名詞小辭典</w:t>
@@ -1188,14 +1246,14 @@
       </w:pPr>
       <w:r>
         <w:rPr>
-          <w:rFonts w:ascii="Microsoft JhengHei" w:hAnsi="Microsoft JhengHei" w:eastAsia="微軟正黑體"/>
+          <w:rFonts w:eastAsia="微軟正黑體"/>
           <w:b/>
         </w:rPr>
         <w:t>LightGBM</w:t>
       </w:r>
       <w:r>
         <w:rPr>
-          <w:rFonts w:ascii="Microsoft JhengHei" w:hAnsi="Microsoft JhengHei" w:eastAsia="微軟正黑體"/>
+          <w:rFonts w:eastAsia="微軟正黑體"/>
           <w:b w:val="0"/>
         </w:rPr>
         <w:t>：一種「梯度提升決策樹」，很多棵小決策樹投票。表格類資料的世界冠軍常客，資料量幾萬筆剛剛好。</w:t>
@@ -1207,14 +1265,14 @@
       </w:pPr>
       <w:r>
         <w:rPr>
-          <w:rFonts w:ascii="Microsoft JhengHei" w:hAnsi="Microsoft JhengHei" w:eastAsia="微軟正黑體"/>
+          <w:rFonts w:eastAsia="微軟正黑體"/>
           <w:b/>
         </w:rPr>
         <w:t>不用深度學習？</w:t>
       </w:r>
       <w:r>
         <w:rPr>
-          <w:rFonts w:ascii="Microsoft JhengHei" w:hAnsi="Microsoft JhengHei" w:eastAsia="微軟正黑體"/>
+          <w:rFonts w:eastAsia="微軟正黑體"/>
           <w:b w:val="0"/>
         </w:rPr>
         <w:t xml:space="preserve"> LSTM/神經網路要百萬級資料才吃得飽，我們只有 2.7 萬列，硬用只會背答案。</w:t>
@@ -1226,14 +1284,14 @@
       </w:pPr>
       <w:r>
         <w:rPr>
-          <w:rFonts w:ascii="Microsoft JhengHei" w:hAnsi="Microsoft JhengHei" w:eastAsia="微軟正黑體"/>
+          <w:rFonts w:eastAsia="微軟正黑體"/>
           <w:b/>
         </w:rPr>
         <w:t>SHAP</w:t>
       </w:r>
       <w:r>
         <w:rPr>
-          <w:rFonts w:ascii="Microsoft JhengHei" w:hAnsi="Microsoft JhengHei" w:eastAsia="微軟正黑體"/>
+          <w:rFonts w:eastAsia="微軟正黑體"/>
           <w:b w:val="0"/>
         </w:rPr>
         <w:t>：把模型的每次預測拆成「每個特徵貢獻幾分」的技術，= 模型的說明書。</w:t>
@@ -1245,17 +1303,25 @@
       </w:pPr>
       <w:r>
         <w:rPr>
-          <w:rFonts w:ascii="Microsoft JhengHei" w:hAnsi="Microsoft JhengHei" w:eastAsia="微軟正黑體"/>
+          <w:rFonts w:eastAsia="微軟正黑體"/>
           <w:b/>
         </w:rPr>
         <w:t>紙上實盤（paper trading）</w:t>
       </w:r>
       <w:r>
         <w:rPr>
-          <w:rFonts w:ascii="Microsoft JhengHei" w:hAnsi="Microsoft JhengHei" w:eastAsia="微軟正黑體"/>
+          <w:rFonts w:eastAsia="微軟正黑體"/>
           <w:b w:val="0"/>
         </w:rPr>
         <w:t>：模型每天真的出預測、真的記錄成績，但不給使用者看、不影響任何人，純觀察。</w:t>
+      </w:r>
+    </w:p>
+    <w:p>
+      <w:r>
+        <w:rPr>
+          <w:color w:val="CCCCCC"/>
+        </w:rPr>
+        <w:t>──────────────────────────────</w:t>
       </w:r>
     </w:p>
     <w:p>
@@ -1264,8 +1330,8 @@
       </w:pPr>
       <w:r>
         <w:rPr>
-          <w:rFonts w:ascii="Microsoft JhengHei" w:hAnsi="Microsoft JhengHei" w:eastAsia="微軟正黑體"/>
-          <w:b/>
+          <w:rFonts w:eastAsia="微軟正黑體"/>
+          <w:b w:val="0"/>
         </w:rPr>
         <w:t>第二部分：技術版（執行細節）</w:t>
       </w:r>
@@ -1276,7 +1342,7 @@
       </w:pPr>
       <w:r>
         <w:rPr>
-          <w:rFonts w:ascii="Microsoft JhengHei" w:hAnsi="Microsoft JhengHei" w:eastAsia="微軟正黑體"/>
+          <w:rFonts w:eastAsia="微軟正黑體"/>
           <w:b w:val="0"/>
         </w:rPr>
         <w:t>方法論</w:t>
@@ -1288,14 +1354,14 @@
       </w:pPr>
       <w:r>
         <w:rPr>
-          <w:rFonts w:ascii="Microsoft JhengHei" w:hAnsi="Microsoft JhengHei" w:eastAsia="微軟正黑體"/>
+          <w:rFonts w:eastAsia="微軟正黑體"/>
           <w:b/>
         </w:rPr>
         <w:t>模型</w:t>
       </w:r>
       <w:r>
         <w:rPr>
-          <w:rFonts w:ascii="Microsoft JhengHei" w:hAnsi="Microsoft JhengHei" w:eastAsia="微軟正黑體"/>
+          <w:rFonts w:eastAsia="微軟正黑體"/>
           <w:b w:val="0"/>
         </w:rPr>
         <w:t>：LightGBM 二分類（depth≤4、早停、類別權重平衡）。不做 LSTM/Transformer/RL。</w:t>
@@ -1307,14 +1373,14 @@
       </w:pPr>
       <w:r>
         <w:rPr>
-          <w:rFonts w:ascii="Microsoft JhengHei" w:hAnsi="Microsoft JhengHei" w:eastAsia="微軟正黑體"/>
+          <w:rFonts w:eastAsia="微軟正黑體"/>
           <w:b/>
         </w:rPr>
         <w:t>Label</w:t>
       </w:r>
       <w:r>
         <w:rPr>
-          <w:rFonts w:ascii="Microsoft JhengHei" w:hAnsi="Microsoft JhengHei" w:eastAsia="微軟正黑體"/>
+          <w:rFonts w:eastAsia="微軟正黑體"/>
           <w:b w:val="0"/>
         </w:rPr>
         <w:t>：未來 5 日報酬正負，報酬以 20 日波動度標準化；第二輪試 triple-barrier（+1.5σ 停利 / −1σ 停損 / 5 日到期）。</w:t>
@@ -1326,14 +1392,14 @@
       </w:pPr>
       <w:r>
         <w:rPr>
-          <w:rFonts w:ascii="Microsoft JhengHei" w:hAnsi="Microsoft JhengHei" w:eastAsia="微軟正黑體"/>
+          <w:rFonts w:eastAsia="微軟正黑體"/>
           <w:b/>
         </w:rPr>
         <w:t>特徵（30~40 個，全部取自現有 DB，嚴禁前視）</w:t>
       </w:r>
       <w:r>
         <w:rPr>
-          <w:rFonts w:ascii="Microsoft JhengHei" w:hAnsi="Microsoft JhengHei" w:eastAsia="微軟正黑體"/>
+          <w:rFonts w:eastAsia="微軟正黑體"/>
           <w:b w:val="0"/>
         </w:rPr>
         <w:t>：</w:t>
@@ -1342,30 +1408,30 @@
     <w:p>
       <w:r>
         <w:rPr>
-          <w:rFonts w:ascii="Microsoft JhengHei" w:hAnsi="Microsoft JhengHei" w:eastAsia="微軟正黑體"/>
+          <w:rFonts w:eastAsia="微軟正黑體"/>
           <w:b w:val="0"/>
         </w:rPr>
-        <w:t>技術面（RSI、MACD hist、BB 位置/寬度百分位、量比、均線距離%）＋動量（5/10/30/90 日報酬、距 52 週高低點%）＋</w:t>
+        <w:t xml:space="preserve">  技術面（RSI、MACD hist、BB 位置/寬度百分位、量比、均線距離%）＋動量（5/10/30/90 日報酬、距 52 週高低點%）＋</w:t>
       </w:r>
     </w:p>
     <w:p>
       <w:r>
         <w:rPr>
-          <w:rFonts w:ascii="Microsoft JhengHei" w:hAnsi="Microsoft JhengHei" w:eastAsia="微軟正黑體"/>
+          <w:rFonts w:eastAsia="微軟正黑體"/>
           <w:b w:val="0"/>
         </w:rPr>
-        <w:t>regime（BTC&gt;MA100）＋</w:t>
+        <w:t xml:space="preserve">  regime（BTC&gt;MA100）＋</w:t>
       </w:r>
       <w:r>
         <w:rPr>
-          <w:rFonts w:ascii="Microsoft JhengHei" w:hAnsi="Microsoft JhengHei" w:eastAsia="微軟正黑體"/>
+          <w:rFonts w:eastAsia="微軟正黑體"/>
           <w:b/>
         </w:rPr>
         <w:t>跨幣截面</w:t>
       </w:r>
       <w:r>
         <w:rPr>
-          <w:rFonts w:ascii="Microsoft JhengHei" w:hAnsi="Microsoft JhengHei" w:eastAsia="微軟正黑體"/>
+          <w:rFonts w:eastAsia="微軟正黑體"/>
           <w:b w:val="0"/>
         </w:rPr>
         <w:t>（動量排名、相對 BTC 強弱）＋情緒（恐懼貪婪值與變化、news_sentiment_daily）＋日曆。</w:t>
@@ -1377,14 +1443,14 @@
       </w:pPr>
       <w:r>
         <w:rPr>
-          <w:rFonts w:ascii="Microsoft JhengHei" w:hAnsi="Microsoft JhengHei" w:eastAsia="微軟正黑體"/>
+          <w:rFonts w:eastAsia="微軟正黑體"/>
           <w:b/>
         </w:rPr>
         <w:t>驗證</w:t>
       </w:r>
       <w:r>
         <w:rPr>
-          <w:rFonts w:ascii="Microsoft JhengHei" w:hAnsi="Microsoft JhengHei" w:eastAsia="微軟正黑體"/>
+          <w:rFonts w:eastAsia="微軟正黑體"/>
           <w:b w:val="0"/>
         </w:rPr>
         <w:t>：purged walk-forward（6 個滾動窗，訓練 2.5 年→測試 6 個月），5 日 embargo，scaler 只 fit 訓練窗，</w:t>
@@ -1393,10 +1459,10 @@
     <w:p>
       <w:r>
         <w:rPr>
-          <w:rFonts w:ascii="Microsoft JhengHei" w:hAnsi="Microsoft JhengHei" w:eastAsia="微軟正黑體"/>
+          <w:rFonts w:eastAsia="微軟正黑體"/>
           <w:b w:val="0"/>
         </w:rPr>
-        <w:t>絕不 shuffle。Baseline：亂猜 47%、規則式 v2、動量策略。</w:t>
+        <w:t xml:space="preserve">  絕不 shuffle。Baseline：亂猜 47%、規則式 v2、動量策略。</w:t>
       </w:r>
     </w:p>
     <w:p>
@@ -1405,14 +1471,14 @@
       </w:pPr>
       <w:r>
         <w:rPr>
-          <w:rFonts w:ascii="Microsoft JhengHei" w:hAnsi="Microsoft JhengHei" w:eastAsia="微軟正黑體"/>
+          <w:rFonts w:eastAsia="微軟正黑體"/>
           <w:b/>
         </w:rPr>
         <w:t>報告指標</w:t>
       </w:r>
       <w:r>
         <w:rPr>
-          <w:rFonts w:ascii="Microsoft JhengHei" w:hAnsi="Microsoft JhengHei" w:eastAsia="微軟正黑體"/>
+          <w:rFonts w:eastAsia="微軟正黑體"/>
           <w:b w:val="0"/>
         </w:rPr>
         <w:t>：樣本外 AUC、勝率 vs 基準、含成本回測 Sharpe/MDD。</w:t>
@@ -1424,7 +1490,7 @@
       </w:pPr>
       <w:r>
         <w:rPr>
-          <w:rFonts w:ascii="Microsoft JhengHei" w:hAnsi="Microsoft JhengHei" w:eastAsia="微軟正黑體"/>
+          <w:rFonts w:eastAsia="微軟正黑體"/>
           <w:b w:val="0"/>
         </w:rPr>
         <w:t>Go/No-Go 具體門檻</w:t>
@@ -1433,7 +1499,7 @@
     <w:p>
       <w:r>
         <w:rPr>
-          <w:rFonts w:ascii="Microsoft JhengHei" w:hAnsi="Microsoft JhengHei" w:eastAsia="微軟正黑體"/>
+          <w:rFonts w:eastAsia="微軟正黑體"/>
           <w:b w:val="0"/>
         </w:rPr>
         <w:t>M1：樣本外 AUC &gt; 0.53。M3：含成本回測優於規則式 v2 且不劣於動量策略。M4：4 週紙上實盤與回測落差在容忍範圍。</w:t>
@@ -1445,7 +1511,7 @@
       </w:pPr>
       <w:r>
         <w:rPr>
-          <w:rFonts w:ascii="Microsoft JhengHei" w:hAnsi="Microsoft JhengHei" w:eastAsia="微軟正黑體"/>
+          <w:rFonts w:eastAsia="微軟正黑體"/>
           <w:b w:val="0"/>
         </w:rPr>
         <w:t>工程落地</w:t>
@@ -1457,10 +1523,63 @@
       </w:pPr>
       <w:r>
         <w:rPr>
-          <w:rFonts w:ascii="Microsoft JhengHei" w:hAnsi="Microsoft JhengHei" w:eastAsia="微軟正黑體"/>
+          <w:rFonts w:ascii="Consolas" w:hAnsi="Consolas" w:eastAsia="微軟正黑體"/>
+          <w:color w:val="B03A2E"/>
+          <w:sz w:val="19"/>
+        </w:rPr>
+        <w:t>src/ml/features.py</w:t>
+      </w:r>
+      <w:r>
+        <w:rPr>
+          <w:rFonts w:eastAsia="微軟正黑體"/>
           <w:b w:val="0"/>
         </w:rPr>
-        <w:t>src/ml/features.py（特徵倉）→ src/ml/train.py（離線訓練，模型檔存 models/）→ src/ml/score.py（每日排程出分）。</w:t>
+        <w:t xml:space="preserve">（特徵倉）→ </w:t>
+      </w:r>
+      <w:r>
+        <w:rPr>
+          <w:rFonts w:ascii="Consolas" w:hAnsi="Consolas" w:eastAsia="微軟正黑體"/>
+          <w:color w:val="B03A2E"/>
+          <w:sz w:val="19"/>
+        </w:rPr>
+        <w:t>src/ml/train.py</w:t>
+      </w:r>
+      <w:r>
+        <w:rPr>
+          <w:rFonts w:eastAsia="微軟正黑體"/>
+          <w:b w:val="0"/>
+        </w:rPr>
+        <w:t xml:space="preserve">（離線訓練，模型檔存 </w:t>
+      </w:r>
+      <w:r>
+        <w:rPr>
+          <w:rFonts w:ascii="Consolas" w:hAnsi="Consolas" w:eastAsia="微軟正黑體"/>
+          <w:color w:val="B03A2E"/>
+          <w:sz w:val="19"/>
+        </w:rPr>
+        <w:t>models/</w:t>
+      </w:r>
+      <w:r>
+        <w:rPr>
+          <w:rFonts w:eastAsia="微軟正黑體"/>
+          <w:b w:val="0"/>
+        </w:rPr>
+        <w:t xml:space="preserve">）→ </w:t>
+      </w:r>
+      <w:r>
+        <w:rPr>
+          <w:rFonts w:ascii="Consolas" w:hAnsi="Consolas" w:eastAsia="微軟正黑體"/>
+          <w:color w:val="B03A2E"/>
+          <w:sz w:val="19"/>
+        </w:rPr>
+        <w:t>src/ml/score.py</w:t>
+      </w:r>
+      <w:r>
+        <w:rPr>
+          <w:rFonts w:eastAsia="微軟正黑體"/>
+          <w:b w:val="0"/>
+        </w:rPr>
+        <w:t>（每日排程出分）。</w:t>
       </w:r>
     </w:p>
     <w:p>
@@ -1469,10 +1588,25 @@
       </w:pPr>
       <w:r>
         <w:rPr>
-          <w:rFonts w:ascii="Microsoft JhengHei" w:hAnsi="Microsoft JhengHei" w:eastAsia="微軟正黑體"/>
+          <w:rFonts w:eastAsia="微軟正黑體"/>
           <w:b w:val="0"/>
         </w:rPr>
-        <w:t>新表 ml_signal(date, symbol, prob, top_features_json)；一天 15 列，SQLite 無感。</w:t>
+        <w:t xml:space="preserve">新表 </w:t>
+      </w:r>
+      <w:r>
+        <w:rPr>
+          <w:rFonts w:ascii="Consolas" w:hAnsi="Consolas" w:eastAsia="微軟正黑體"/>
+          <w:color w:val="B03A2E"/>
+          <w:sz w:val="19"/>
+        </w:rPr>
+        <w:t>ml_signal(date, symbol, prob, top_features_json)</w:t>
+      </w:r>
+      <w:r>
+        <w:rPr>
+          <w:rFonts w:eastAsia="微軟正黑體"/>
+          <w:b w:val="0"/>
+        </w:rPr>
+        <w:t>；一天 15 列，SQLite 無感。</w:t>
       </w:r>
     </w:p>
     <w:p>
@@ -1481,10 +1615,25 @@
       </w:pPr>
       <w:r>
         <w:rPr>
-          <w:rFonts w:ascii="Microsoft JhengHei" w:hAnsi="Microsoft JhengHei" w:eastAsia="微軟正黑體"/>
+          <w:rFonts w:eastAsia="微軟正黑體"/>
           <w:b w:val="0"/>
         </w:rPr>
-        <w:t>相依：lightgbm scikit-learn shap（開源免費，入 requirements-dev）。</w:t>
+        <w:t>相依：</w:t>
+      </w:r>
+      <w:r>
+        <w:rPr>
+          <w:rFonts w:ascii="Consolas" w:hAnsi="Consolas" w:eastAsia="微軟正黑體"/>
+          <w:color w:val="B03A2E"/>
+          <w:sz w:val="19"/>
+        </w:rPr>
+        <w:t>lightgbm scikit-learn shap</w:t>
+      </w:r>
+      <w:r>
+        <w:rPr>
+          <w:rFonts w:eastAsia="微軟正黑體"/>
+          <w:b w:val="0"/>
+        </w:rPr>
+        <w:t>（開源免費，入 requirements-dev）。</w:t>
       </w:r>
     </w:p>
     <w:p>
@@ -1493,10 +1642,25 @@
       </w:pPr>
       <w:r>
         <w:rPr>
-          <w:rFonts w:ascii="Microsoft JhengHei" w:hAnsi="Microsoft JhengHei" w:eastAsia="微軟正黑體"/>
+          <w:rFonts w:eastAsia="微軟正黑體"/>
           <w:b w:val="0"/>
         </w:rPr>
-        <w:t>前置條件：訊號增準計畫.md 完成（評估框架與因子清單 v2 是 ML 的地基）。</w:t>
+        <w:t>前置條件：</w:t>
+      </w:r>
+      <w:r>
+        <w:rPr>
+          <w:rFonts w:ascii="Consolas" w:hAnsi="Consolas" w:eastAsia="微軟正黑體"/>
+          <w:color w:val="B03A2E"/>
+          <w:sz w:val="19"/>
+        </w:rPr>
+        <w:t>訊號增準計畫.md</w:t>
+      </w:r>
+      <w:r>
+        <w:rPr>
+          <w:rFonts w:eastAsia="微軟正黑體"/>
+          <w:b w:val="0"/>
+        </w:rPr>
+        <w:t xml:space="preserve"> 完成（評估框架與因子清單 v2 是 ML 的地基）。</w:t>
       </w:r>
     </w:p>
     <w:p>
@@ -1505,7 +1669,7 @@
       </w:pPr>
       <w:r>
         <w:rPr>
-          <w:rFonts w:ascii="Microsoft JhengHei" w:hAnsi="Microsoft JhengHei" w:eastAsia="微軟正黑體"/>
+          <w:rFonts w:eastAsia="微軟正黑體"/>
           <w:b w:val="0"/>
         </w:rPr>
         <w:t>風險對策</w:t>
@@ -1514,7 +1678,7 @@
     <w:p>
       <w:r>
         <w:rPr>
-          <w:rFonts w:ascii="Microsoft JhengHei" w:hAnsi="Microsoft JhengHei" w:eastAsia="微軟正黑體"/>
+          <w:rFonts w:eastAsia="微軟正黑體"/>
           <w:b w:val="0"/>
         </w:rPr>
         <w:t>過擬合（淺樹+早停+走步驗證+測試窗一次）；資料窺探（實驗全留檔，最終以 M4 為準）；</w:t>
@@ -1523,7 +1687,7 @@
     <w:p>
       <w:r>
         <w:rPr>
-          <w:rFonts w:ascii="Microsoft JhengHei" w:hAnsi="Microsoft JhengHei" w:eastAsia="微軟正黑體"/>
+          <w:rFonts w:eastAsia="微軟正黑體"/>
           <w:b w:val="0"/>
         </w:rPr>
         <w:t>regime 改變（每季重訓，線上 vs 回測落差超閾值自動降級隱藏）；使用者誤解（UI 標示實驗性+公開紙上實盤成績）。</w:t>
@@ -1970,7 +2134,7 @@
       <w:b/>
       <w:bCs/>
       <w:color w:val="1F3A5F"/>
-      <w:sz w:val="34"/>
+      <w:sz w:val="36"/>
       <w:szCs w:val="28"/>
     </w:rPr>
   </w:style>
@@ -2436,10 +2600,6 @@
       </w:numPr>
       <w:contextualSpacing/>
     </w:pPr>
-    <w:rPr>
-      <w:rFonts w:ascii="Microsoft JhengHei" w:hAnsi="Microsoft JhengHei" w:eastAsia="微軟正黑體"/>
-      <w:sz w:val="21"/>
-    </w:rPr>
   </w:style>
   <w:style w:type="paragraph" w:styleId="ListBullet2">
     <w:name w:val="List Bullet 2"/>
@@ -2479,10 +2639,6 @@
       </w:numPr>
       <w:contextualSpacing/>
     </w:pPr>
-    <w:rPr>
-      <w:rFonts w:ascii="Microsoft JhengHei" w:hAnsi="Microsoft JhengHei" w:eastAsia="微軟正黑體"/>
-      <w:sz w:val="21"/>
-    </w:rPr>
   </w:style>
   <w:style w:type="paragraph" w:styleId="ListNumber2">
     <w:name w:val="List Number 2"/>
@@ -2751,13 +2907,11 @@
       <w:ind w:left="936" w:right="936"/>
     </w:pPr>
     <w:rPr>
-      <w:rFonts w:ascii="Microsoft JhengHei" w:hAnsi="Microsoft JhengHei" w:eastAsia="微軟正黑體"/>
       <w:b/>
       <w:bCs/>
       <w:i/>
       <w:iCs/>
       <w:color w:val="4F81BD" w:themeColor="accent1"/>
-      <w:sz w:val="21"/>
     </w:rPr>
   </w:style>
   <w:style w:type="character" w:customStyle="1" w:styleId="IntenseQuoteChar">
